--- a/arborescence/Femme/Enfant/interface4/interface4.docx
+++ b/arborescence/Femme/Enfant/interface4/interface4.docx
@@ -2,71 +2,6 @@
 <file path=word/document.xml><?xml version="1.0" encoding="utf-8"?>
 <w:document xmlns:mc="http://schemas.openxmlformats.org/markup-compatibility/2006" xmlns:o="urn:schemas-microsoft-com:office:office" xmlns:r="http://schemas.openxmlformats.org/officeDocument/2006/relationships" xmlns:m="http://schemas.openxmlformats.org/officeDocument/2006/math" xmlns:v="urn:schemas-microsoft-com:vml" xmlns:wp="http://schemas.openxmlformats.org/drawingml/2006/wordprocessingDrawing" xmlns:w10="urn:schemas-microsoft-com:office:word" xmlns:w="http://schemas.openxmlformats.org/wordprocessingml/2006/main" xmlns:wne="http://schemas.microsoft.com/office/word/2006/wordml" xmlns:sl="http://schemas.openxmlformats.org/schemaLibrary/2006/main" xmlns:a="http://schemas.openxmlformats.org/drawingml/2006/main" xmlns:pic="http://schemas.openxmlformats.org/drawingml/2006/picture" xmlns:c="http://schemas.openxmlformats.org/drawingml/2006/chart" xmlns:lc="http://schemas.openxmlformats.org/drawingml/2006/lockedCanvas" xmlns:dgm="http://schemas.openxmlformats.org/drawingml/2006/diagram" xmlns:wps="http://schemas.microsoft.com/office/word/2010/wordprocessingShape" xmlns:wpg="http://schemas.microsoft.com/office/word/2010/wordprocessingGroup" xmlns:w14="http://schemas.microsoft.com/office/word/2010/wordml" xmlns:w15="http://schemas.microsoft.com/office/word/2012/wordml" xmlns:w16="http://schemas.microsoft.com/office/word/2018/wordml" xmlns:w16cex="http://schemas.microsoft.com/office/word/2018/wordml/cex" xmlns:w16cid="http://schemas.microsoft.com/office/word/2016/wordml/cid" xmlns:cr="http://schemas.microsoft.com/office/comments/2020/reactions">
   <w:body>
-    <w:p>
-      <w:pPr>
-        <w:pStyle w:val="Heading6"/>
-        <w:rPr>
-          <w:i w:val="0"/>
-          <w:color w:val="0070c0"/>
-        </w:rPr>
-      </w:pPr>
-      <w:r>
-        <w:rPr>
-          <w:i w:val="0"/>
-          <w:color w:val="0070c0"/>
-          <w:rtl w:val="0"/>
-        </w:rPr>
-        <w:t xml:space="preserve">II</w:t>
-      </w:r>
-      <w:r>
-        <w:rPr>
-          <w:i w:val="0"/>
-          <w:color w:val="0070c0"/>
-          <w:u w:val="single"/>
-          <w:rtl w:val="0"/>
-        </w:rPr>
-        <w:t xml:space="preserve">I- Evaluation et observations de l’autonomie dans les activités de  la vie quotidienne, scolaire et les loisirs pour i_prenom : </w:t>
-      </w:r>
-      <w:r>
-        <w:rPr>
-          <w:rtl w:val="0"/>
-        </w:rPr>
-      </w:r>
-    </w:p>
-    <w:p>
-      <w:pPr>
-        <w:rPr>
-          <w:sz w:val="20"/>
-          <w:szCs w:val="20"/>
-          <w:u w:val="single"/>
-        </w:rPr>
-      </w:pPr>
-      <w:r>
-        <w:rPr>
-          <w:rtl w:val="0"/>
-        </w:rPr>
-      </w:r>
-    </w:p>
-    <w:p>
-      <w:pPr>
-        <w:rPr>
-          <w:sz w:val="20"/>
-          <w:szCs w:val="20"/>
-          <w:u w:val="single"/>
-        </w:rPr>
-      </w:pPr>
-      <w:r>
-        <w:rPr>
-          <w:rtl w:val="0"/>
-        </w:rPr>
-        <w:t xml:space="preserve">Evaluation avec l’outil OT Hope : voici seulement les activités qu’elle ne sait pas encore faire seule ou celles qu’elle fait difficilement :</w:t>
-      </w:r>
-      <w:r>
-        <w:rPr>
-          <w:rtl w:val="0"/>
-        </w:rPr>
-      </w:r>
-    </w:p>
     <w:tbl>
       <w:tblPr>
         <w:tblStyle w:val="Table1"/>
@@ -751,7 +686,7 @@
           <w:szCs w:val="20"/>
           <w:rtl w:val="0"/>
         </w:rPr>
-        <w:t xml:space="preserve">i_objectifs_activité_vie_quotidienne</w:t>
+        <w:t xml:space="preserve">i_objectifs_activites_vie_quotidienne</w:t>
       </w:r>
     </w:p>
     <w:p>
@@ -787,7 +722,7 @@
           <w:szCs w:val="20"/>
           <w:rtl w:val="0"/>
         </w:rPr>
-        <w:t xml:space="preserve">i_obejctifs_activités_scolaires</w:t>
+        <w:t xml:space="preserve">i_objectifs_activites_scolaires</w:t>
       </w:r>
     </w:p>
     <w:p>
@@ -823,7 +758,7 @@
           <w:szCs w:val="20"/>
           <w:rtl w:val="0"/>
         </w:rPr>
-        <w:t xml:space="preserve">i_objectifs_activités_loisirs</w:t>
+        <w:t xml:space="preserve">i_objectifs_activites_loisirs</w:t>
       </w:r>
     </w:p>
     <w:p>
